--- a/pr-preview/pr-28/chapters/code-repositories-tracked-changes.docx
+++ b/pr-preview/pr-28/chapters/code-repositories-tracked-changes.docx
@@ -16,7 +16,7 @@
       </w:pPr>
       <w:del w:id="1" w:author="PR Preview" w:date="2026-01-01T00:00:00Z">
         <w:r>
-          <w:delText xml:space="preserve">Last modified: 2026-10-12 21:28:22 (PDT)</w:delText>
+          <w:delText xml:space="preserve">Last modified: 2026-10-14 01:49:27 (PDT)</w:delText>
         </w:r>
       </w:del>
     </w:p>
@@ -26,7 +26,7 @@
       </w:pPr>
       <w:ins w:id="2" w:author="PR Preview" w:date="2026-01-01T00:00:00Z">
         <w:r>
-          <w:t xml:space="preserve">Last modified: 2026-10-14 01:44:13 (PDT)</w:t>
+          <w:t xml:space="preserve">Last modified: 2026-10-14 01:53:35 (PDT)</w:t>
         </w:r>
       </w:ins>
     </w:p>

--- a/pr-preview/pr-28/chapters/code-repositories-tracked-changes.docx
+++ b/pr-preview/pr-28/chapters/code-repositories-tracked-changes.docx
@@ -16,7 +16,7 @@
       </w:pPr>
       <w:del w:id="1" w:author="PR Preview" w:date="2026-01-01T00:00:00Z">
         <w:r>
-          <w:delText xml:space="preserve">Last modified: 2026-10-14 01:49:27 (PDT)</w:delText>
+          <w:delText xml:space="preserve">Last modified: 2026-10-14 03:38:56 (PDT)</w:delText>
         </w:r>
       </w:del>
     </w:p>
@@ -26,7 +26,7 @@
       </w:pPr>
       <w:ins w:id="2" w:author="PR Preview" w:date="2026-01-01T00:00:00Z">
         <w:r>
-          <w:t xml:space="preserve">Last modified: 2026-10-14 01:53:35 (PDT)</w:t>
+          <w:t xml:space="preserve">Last modified: 2026-10-14 04:01:08 (PDT)</w:t>
         </w:r>
       </w:ins>
     </w:p>
@@ -72,352 +72,117 @@
       <w:pPr>
         <w:pStyle w:val="FirstParagraph"/>
       </w:pPr>
-      <w:del w:id="3" w:author="PR Preview" w:date="2026-01-01T00:00:00Z">
-        <w:r>
-          <w:delText xml:space="preserve">When starting a new package,</w:delText>
-        </w:r>
-      </w:del>
-      <w:del w:id="4" w:author="PR Preview" w:date="2026-01-01T00:00:00Z">
-        <w:r>
-          <w:delText xml:space="preserve"> </w:delText>
-        </w:r>
-      </w:del>
-      <w:del w:id="5" w:author="PR Preview" w:date="2026-01-01T00:00:00Z">
-        <w:r>
-          <w:delText xml:space="preserve">begin from the lab’s template repository</w:delText>
-        </w:r>
-      </w:del>
-      <w:del w:id="6" w:author="PR Preview" w:date="2026-01-01T00:00:00Z">
-        <w:r>
-          <w:delText xml:space="preserve"> </w:delText>
-        </w:r>
-      </w:del>
-      <w:del w:id="7" w:author="PR Preview" w:date="2026-01-01T00:00:00Z">
-        <w:r>
-          <w:delText xml:space="preserve">(</w:delText>
-        </w:r>
-      </w:del>
+      <w:r>
+        <w:t xml:space="preserve">When starting a new package,</w:t>
+      </w:r>
+      <w:r>
+        <w:t xml:space="preserve"> </w:t>
+      </w:r>
+      <w:r>
+        <w:t xml:space="preserve">begin from a template repository,</w:t>
+      </w:r>
+      <w:r>
+        <w:t xml:space="preserve"> </w:t>
+      </w:r>
+      <w:r>
+        <w:t xml:space="preserve">such as</w:t>
+      </w:r>
+      <w:r>
+        <w:t xml:space="preserve"> </w:t>
+      </w:r>
       <w:hyperlink r:id="rId10">
-        <w:del w:id="8" w:author="PR Preview" w:date="2026-01-01T00:00:00Z">
-          <w:r>
-            <w:rPr>
-              <w:rStyle w:val="VerbatimChar"/>
-            </w:rPr>
-            <w:delText xml:space="preserve">Morrison-Lab/rpt</w:delText>
-          </w:r>
-        </w:del>
-      </w:hyperlink>
-      <w:del w:id="9" w:author="PR Preview" w:date="2026-01-01T00:00:00Z">
-        <w:r>
-          <w:delText xml:space="preserve">)</w:delText>
-        </w:r>
-      </w:del>
-      <w:del w:id="10" w:author="PR Preview" w:date="2026-01-01T00:00:00Z">
-        <w:r>
-          <w:delText xml:space="preserve"> </w:delText>
-        </w:r>
-      </w:del>
-      <w:del w:id="11" w:author="PR Preview" w:date="2026-01-01T00:00:00Z">
-        <w:r>
-          <w:delText xml:space="preserve">rather than an empty repository.</w:delText>
-        </w:r>
-      </w:del>
-      <w:del w:id="12" w:author="PR Preview" w:date="2026-01-01T00:00:00Z">
-        <w:r>
-          <w:delText xml:space="preserve"> </w:delText>
-        </w:r>
-      </w:del>
-      <w:del w:id="13" w:author="PR Preview" w:date="2026-01-01T00:00:00Z">
-        <w:r>
-          <w:delText xml:space="preserve">On GitHub, click</w:delText>
-        </w:r>
-      </w:del>
-      <w:del w:id="14" w:author="PR Preview" w:date="2026-01-01T00:00:00Z">
-        <w:r>
-          <w:delText xml:space="preserve"> </w:delText>
-        </w:r>
-      </w:del>
-      <w:del w:id="15" w:author="PR Preview" w:date="2026-01-01T00:00:00Z">
-        <w:r>
-          <w:rPr>
-            <w:b/>
-            <w:bCs/>
-          </w:rPr>
-          <w:delText xml:space="preserve">Use this template</w:delText>
-        </w:r>
-      </w:del>
-      <w:del w:id="16" w:author="PR Preview" w:date="2026-01-01T00:00:00Z">
-        <w:r>
-          <w:delText xml:space="preserve"> </w:delText>
-        </w:r>
-      </w:del>
-      <w:del w:id="17" w:author="PR Preview" w:date="2026-01-01T00:00:00Z">
-        <w:r>
-          <w:delText xml:space="preserve">to create a new repository that already</w:delText>
-        </w:r>
-      </w:del>
-      <w:del w:id="18" w:author="PR Preview" w:date="2026-01-01T00:00:00Z">
-        <w:r>
-          <w:delText xml:space="preserve"> </w:delText>
-        </w:r>
-      </w:del>
-      <w:del w:id="19" w:author="PR Preview" w:date="2026-01-01T00:00:00Z">
-        <w:r>
-          <w:delText xml:space="preserve">includes our standard structure, CI workflows, and documentation scaffolding.</w:delText>
-        </w:r>
-      </w:del>
-      <w:del w:id="20" w:author="PR Preview" w:date="2026-01-01T00:00:00Z">
-        <w:r>
-          <w:delText xml:space="preserve"> </w:delText>
-        </w:r>
-      </w:del>
-      <w:del w:id="21" w:author="PR Preview" w:date="2026-01-01T00:00:00Z">
-        <w:r>
-          <w:delText xml:space="preserve">Then replace the placeholder package name,</w:delText>
-        </w:r>
-      </w:del>
-      <w:del w:id="22" w:author="PR Preview" w:date="2026-01-01T00:00:00Z">
-        <w:r>
-          <w:delText xml:space="preserve"> </w:delText>
-        </w:r>
-      </w:del>
-      <w:del w:id="23" w:author="PR Preview" w:date="2026-01-01T00:00:00Z">
         <w:r>
           <w:rPr>
             <w:rStyle w:val="VerbatimChar"/>
           </w:rPr>
-          <w:delText xml:space="preserve">Title</w:delText>
+          <w:t xml:space="preserve">Morrison-Lab/rpt</w:t>
         </w:r>
-      </w:del>
-      <w:del w:id="24" w:author="PR Preview" w:date="2026-01-01T00:00:00Z">
-        <w:r>
-          <w:delText xml:space="preserve">, and</w:delText>
-        </w:r>
-      </w:del>
-      <w:del w:id="25" w:author="PR Preview" w:date="2026-01-01T00:00:00Z">
-        <w:r>
-          <w:delText xml:space="preserve"> </w:delText>
-        </w:r>
-      </w:del>
-      <w:del w:id="26" w:author="PR Preview" w:date="2026-01-01T00:00:00Z">
-        <w:r>
-          <w:rPr>
-            <w:rStyle w:val="VerbatimChar"/>
-          </w:rPr>
-          <w:delText xml:space="preserve">Description</w:delText>
-        </w:r>
-      </w:del>
-      <w:del w:id="27" w:author="PR Preview" w:date="2026-01-01T00:00:00Z">
-        <w:r>
-          <w:delText xml:space="preserve"> </w:delText>
-        </w:r>
-      </w:del>
-      <w:del w:id="28" w:author="PR Preview" w:date="2026-01-01T00:00:00Z">
-        <w:r>
-          <w:delText xml:space="preserve">in</w:delText>
-        </w:r>
-      </w:del>
-      <w:del w:id="29" w:author="PR Preview" w:date="2026-01-01T00:00:00Z">
-        <w:r>
-          <w:delText xml:space="preserve"> </w:delText>
-        </w:r>
-      </w:del>
-      <w:del w:id="30" w:author="PR Preview" w:date="2026-01-01T00:00:00Z">
-        <w:r>
-          <w:rPr>
-            <w:rStyle w:val="VerbatimChar"/>
-          </w:rPr>
-          <w:delText xml:space="preserve">DESCRIPTION</w:delText>
-        </w:r>
-      </w:del>
-      <w:del w:id="31" w:author="PR Preview" w:date="2026-01-01T00:00:00Z">
-        <w:r>
-          <w:delText xml:space="preserve"> </w:delText>
-        </w:r>
-      </w:del>
-      <w:del w:id="32" w:author="PR Preview" w:date="2026-01-01T00:00:00Z">
-        <w:r>
-          <w:delText xml:space="preserve">with your project’s details.</w:delText>
-        </w:r>
-      </w:del>
-    </w:p>
-    <w:p>
-      <w:pPr>
-        <w:pStyle w:val="FirstParagraph"/>
-      </w:pPr>
-      <w:ins w:id="33" w:author="PR Preview" w:date="2026-01-01T00:00:00Z">
-        <w:r>
-          <w:t xml:space="preserve">When starting a new package,</w:t>
-        </w:r>
-      </w:ins>
-      <w:ins w:id="34" w:author="PR Preview" w:date="2026-01-01T00:00:00Z">
-        <w:r>
-          <w:t xml:space="preserve"> </w:t>
-        </w:r>
-      </w:ins>
-      <w:ins w:id="35" w:author="PR Preview" w:date="2026-01-01T00:00:00Z">
-        <w:r>
-          <w:t xml:space="preserve">we recommend beginning from a template repository,</w:t>
-        </w:r>
-      </w:ins>
-      <w:ins w:id="36" w:author="PR Preview" w:date="2026-01-01T00:00:00Z">
-        <w:r>
-          <w:t xml:space="preserve"> </w:t>
-        </w:r>
-      </w:ins>
-      <w:ins w:id="37" w:author="PR Preview" w:date="2026-01-01T00:00:00Z">
-        <w:r>
-          <w:t xml:space="preserve">such as</w:t>
-        </w:r>
-      </w:ins>
-      <w:ins w:id="38" w:author="PR Preview" w:date="2026-01-01T00:00:00Z">
-        <w:r>
-          <w:t xml:space="preserve"> </w:t>
-        </w:r>
-      </w:ins>
-      <w:hyperlink r:id="rId10">
-        <w:ins w:id="39" w:author="PR Preview" w:date="2026-01-01T00:00:00Z">
-          <w:r>
-            <w:rPr>
-              <w:rStyle w:val="VerbatimChar"/>
-            </w:rPr>
-            <w:t xml:space="preserve">Morrison-Lab/rpt</w:t>
-          </w:r>
-        </w:ins>
       </w:hyperlink>
-      <w:ins w:id="40" w:author="PR Preview" w:date="2026-01-01T00:00:00Z">
-        <w:r>
-          <w:t xml:space="preserve">,</w:t>
-        </w:r>
-      </w:ins>
-      <w:ins w:id="41" w:author="PR Preview" w:date="2026-01-01T00:00:00Z">
-        <w:r>
-          <w:t xml:space="preserve"> </w:t>
-        </w:r>
-      </w:ins>
-      <w:ins w:id="42" w:author="PR Preview" w:date="2026-01-01T00:00:00Z">
-        <w:r>
-          <w:t xml:space="preserve">rather than an empty repository.</w:t>
-        </w:r>
-      </w:ins>
-      <w:ins w:id="43" w:author="PR Preview" w:date="2026-01-01T00:00:00Z">
-        <w:r>
-          <w:t xml:space="preserve"> </w:t>
-        </w:r>
-      </w:ins>
-      <w:ins w:id="44" w:author="PR Preview" w:date="2026-01-01T00:00:00Z">
-        <w:r>
-          <w:t xml:space="preserve">On GitHub, click</w:t>
-        </w:r>
-      </w:ins>
-      <w:ins w:id="45" w:author="PR Preview" w:date="2026-01-01T00:00:00Z">
-        <w:r>
-          <w:t xml:space="preserve"> </w:t>
-        </w:r>
-      </w:ins>
-      <w:ins w:id="46" w:author="PR Preview" w:date="2026-01-01T00:00:00Z">
-        <w:r>
-          <w:rPr>
-            <w:b/>
-            <w:bCs/>
-          </w:rPr>
-          <w:t xml:space="preserve">Use this template</w:t>
-        </w:r>
-      </w:ins>
-      <w:ins w:id="47" w:author="PR Preview" w:date="2026-01-01T00:00:00Z">
-        <w:r>
-          <w:t xml:space="preserve"> </w:t>
-        </w:r>
-      </w:ins>
-      <w:ins w:id="48" w:author="PR Preview" w:date="2026-01-01T00:00:00Z">
-        <w:r>
-          <w:t xml:space="preserve">to create a new repository that already</w:t>
-        </w:r>
-      </w:ins>
-      <w:ins w:id="49" w:author="PR Preview" w:date="2026-01-01T00:00:00Z">
-        <w:r>
-          <w:t xml:space="preserve"> </w:t>
-        </w:r>
-      </w:ins>
-      <w:ins w:id="50" w:author="PR Preview" w:date="2026-01-01T00:00:00Z">
-        <w:r>
-          <w:t xml:space="preserve">includes a standard structure, CI workflows, and documentation scaffolding.</w:t>
-        </w:r>
-      </w:ins>
-      <w:ins w:id="51" w:author="PR Preview" w:date="2026-01-01T00:00:00Z">
-        <w:r>
-          <w:t xml:space="preserve"> </w:t>
-        </w:r>
-      </w:ins>
-      <w:ins w:id="52" w:author="PR Preview" w:date="2026-01-01T00:00:00Z">
-        <w:r>
-          <w:t xml:space="preserve">Then replace the placeholder package name,</w:t>
-        </w:r>
-      </w:ins>
-      <w:ins w:id="53" w:author="PR Preview" w:date="2026-01-01T00:00:00Z">
-        <w:r>
-          <w:t xml:space="preserve"> </w:t>
-        </w:r>
-      </w:ins>
-      <w:ins w:id="54" w:author="PR Preview" w:date="2026-01-01T00:00:00Z">
-        <w:r>
-          <w:rPr>
-            <w:rStyle w:val="VerbatimChar"/>
-          </w:rPr>
-          <w:t xml:space="preserve">Title</w:t>
-        </w:r>
-      </w:ins>
-      <w:ins w:id="55" w:author="PR Preview" w:date="2026-01-01T00:00:00Z">
-        <w:r>
-          <w:t xml:space="preserve">, and</w:t>
-        </w:r>
-      </w:ins>
-      <w:ins w:id="56" w:author="PR Preview" w:date="2026-01-01T00:00:00Z">
-        <w:r>
-          <w:t xml:space="preserve"> </w:t>
-        </w:r>
-      </w:ins>
-      <w:ins w:id="57" w:author="PR Preview" w:date="2026-01-01T00:00:00Z">
-        <w:r>
-          <w:rPr>
-            <w:rStyle w:val="VerbatimChar"/>
-          </w:rPr>
-          <w:t xml:space="preserve">Description</w:t>
-        </w:r>
-      </w:ins>
-      <w:ins w:id="58" w:author="PR Preview" w:date="2026-01-01T00:00:00Z">
-        <w:r>
-          <w:t xml:space="preserve"> </w:t>
-        </w:r>
-      </w:ins>
-      <w:ins w:id="59" w:author="PR Preview" w:date="2026-01-01T00:00:00Z">
-        <w:r>
-          <w:t xml:space="preserve">in</w:t>
-        </w:r>
-      </w:ins>
-      <w:ins w:id="60" w:author="PR Preview" w:date="2026-01-01T00:00:00Z">
-        <w:r>
-          <w:t xml:space="preserve"> </w:t>
-        </w:r>
-      </w:ins>
-      <w:ins w:id="61" w:author="PR Preview" w:date="2026-01-01T00:00:00Z">
-        <w:r>
-          <w:rPr>
-            <w:rStyle w:val="VerbatimChar"/>
-          </w:rPr>
-          <w:t xml:space="preserve">DESCRIPTION</w:t>
-        </w:r>
-      </w:ins>
-      <w:ins w:id="62" w:author="PR Preview" w:date="2026-01-01T00:00:00Z">
-        <w:r>
-          <w:t xml:space="preserve"> </w:t>
-        </w:r>
-      </w:ins>
-      <w:ins w:id="63" w:author="PR Preview" w:date="2026-01-01T00:00:00Z">
-        <w:r>
-          <w:t xml:space="preserve">with your project’s details.</w:t>
-        </w:r>
-      </w:ins>
+      <w:r>
+        <w:t xml:space="preserve">,</w:t>
+      </w:r>
+      <w:r>
+        <w:t xml:space="preserve"> </w:t>
+      </w:r>
+      <w:r>
+        <w:t xml:space="preserve">rather than an empty repository.</w:t>
+      </w:r>
+      <w:r>
+        <w:t xml:space="preserve"> </w:t>
+      </w:r>
+      <w:r>
+        <w:t xml:space="preserve">On GitHub, click</w:t>
+      </w:r>
+      <w:r>
+        <w:t xml:space="preserve"> </w:t>
+      </w:r>
+      <w:r>
+        <w:rPr>
+          <w:b/>
+          <w:bCs/>
+        </w:rPr>
+        <w:t xml:space="preserve">Use this template</w:t>
+      </w:r>
+      <w:r>
+        <w:t xml:space="preserve"> </w:t>
+      </w:r>
+      <w:r>
+        <w:t xml:space="preserve">to create a new repository that already</w:t>
+      </w:r>
+      <w:r>
+        <w:t xml:space="preserve"> </w:t>
+      </w:r>
+      <w:r>
+        <w:t xml:space="preserve">includes a standard structure, CI workflows, and documentation scaffolding.</w:t>
+      </w:r>
+      <w:r>
+        <w:t xml:space="preserve"> </w:t>
+      </w:r>
+      <w:r>
+        <w:t xml:space="preserve">Then replace the placeholder package name,</w:t>
+      </w:r>
+      <w:r>
+        <w:t xml:space="preserve"> </w:t>
+      </w:r>
+      <w:r>
+        <w:rPr>
+          <w:rStyle w:val="VerbatimChar"/>
+        </w:rPr>
+        <w:t xml:space="preserve">Title</w:t>
+      </w:r>
+      <w:r>
+        <w:t xml:space="preserve">, and</w:t>
+      </w:r>
+      <w:r>
+        <w:t xml:space="preserve"> </w:t>
+      </w:r>
+      <w:r>
+        <w:rPr>
+          <w:rStyle w:val="VerbatimChar"/>
+        </w:rPr>
+        <w:t xml:space="preserve">Description</w:t>
+      </w:r>
+      <w:r>
+        <w:t xml:space="preserve"> </w:t>
+      </w:r>
+      <w:r>
+        <w:t xml:space="preserve">in</w:t>
+      </w:r>
+      <w:r>
+        <w:t xml:space="preserve"> </w:t>
+      </w:r>
+      <w:r>
+        <w:rPr>
+          <w:rStyle w:val="VerbatimChar"/>
+        </w:rPr>
+        <w:t xml:space="preserve">DESCRIPTION</w:t>
+      </w:r>
+      <w:r>
+        <w:t xml:space="preserve"> </w:t>
+      </w:r>
+      <w:r>
+        <w:t xml:space="preserve">with your project’s details.</w:t>
+      </w:r>
     </w:p>
     <w:bookmarkStart w:id="12" w:name="a-note-on-gitlab"/>
     <w:p>
@@ -575,41 +340,15 @@
       <w:pPr>
         <w:pStyle w:val="FirstParagraph"/>
       </w:pPr>
-      <w:del w:id="64" w:author="PR Preview" w:date="2026-01-01T00:00:00Z">
-        <w:r>
-          <w:delText xml:space="preserve">In short: if the lab ever mirrors this workflow onto a self-managed GitLab CE</w:delText>
-        </w:r>
-      </w:del>
-      <w:del w:id="65" w:author="PR Preview" w:date="2026-01-01T00:00:00Z">
-        <w:r>
-          <w:delText xml:space="preserve"> </w:delText>
-        </w:r>
-      </w:del>
-      <w:del w:id="66" w:author="PR Preview" w:date="2026-01-01T00:00:00Z">
-        <w:r>
-          <w:delText xml:space="preserve">instance, plan to either fork a seed repository or budget for a paid tier.</w:delText>
-        </w:r>
-      </w:del>
-    </w:p>
-    <w:p>
-      <w:pPr>
-        <w:pStyle w:val="FirstParagraph"/>
-      </w:pPr>
-      <w:ins w:id="67" w:author="PR Preview" w:date="2026-01-01T00:00:00Z">
-        <w:r>
-          <w:t xml:space="preserve">In short: if you ever mirror this workflow onto a self-managed GitLab CE</w:t>
-        </w:r>
-      </w:ins>
-      <w:ins w:id="68" w:author="PR Preview" w:date="2026-01-01T00:00:00Z">
-        <w:r>
-          <w:t xml:space="preserve"> </w:t>
-        </w:r>
-      </w:ins>
-      <w:ins w:id="69" w:author="PR Preview" w:date="2026-01-01T00:00:00Z">
-        <w:r>
-          <w:t xml:space="preserve">instance, plan to either fork a seed repository or budget for a paid tier.</w:t>
-        </w:r>
-      </w:ins>
+      <w:r>
+        <w:t xml:space="preserve">In short: if you mirror this workflow onto a self-managed GitLab CE</w:t>
+      </w:r>
+      <w:r>
+        <w:t xml:space="preserve"> </w:t>
+      </w:r>
+      <w:r>
+        <w:t xml:space="preserve">instance, plan to either fork a seed repository or budget for a paid tier.</w:t>
+      </w:r>
     </w:p>
     <w:bookmarkEnd w:id="12"/>
     <w:bookmarkEnd w:id="13"/>
@@ -626,39 +365,16 @@
       <w:pPr>
         <w:pStyle w:val="FirstParagraph"/>
       </w:pPr>
-      <w:del w:id="70" w:author="PR Preview" w:date="2026-01-01T00:00:00Z">
-        <w:r>
-          <w:rPr>
-            <w:b/>
-            <w:bCs/>
-          </w:rPr>
-          <w:delText xml:space="preserve">All R projects in our lab should be structured as R packages</w:delText>
-        </w:r>
-      </w:del>
-      <w:del w:id="71" w:author="PR Preview" w:date="2026-01-01T00:00:00Z">
-        <w:r>
-          <w:delText xml:space="preserve">, even if they are primarily analysis projects and not intended for distribution on CRAN or Bioconductor. This standardized structure provides numerous benefits:</w:delText>
-        </w:r>
-      </w:del>
-    </w:p>
-    <w:p>
-      <w:pPr>
-        <w:pStyle w:val="FirstParagraph"/>
-      </w:pPr>
-      <w:ins w:id="72" w:author="PR Preview" w:date="2026-01-01T00:00:00Z">
-        <w:r>
-          <w:rPr>
-            <w:b/>
-            <w:bCs/>
-          </w:rPr>
-          <w:t xml:space="preserve">We recommend structuring all R projects as R packages</w:t>
-        </w:r>
-      </w:ins>
-      <w:ins w:id="73" w:author="PR Preview" w:date="2026-01-01T00:00:00Z">
-        <w:r>
-          <w:t xml:space="preserve">, even if they are primarily analysis projects and not intended for distribution on CRAN or Bioconductor. This standardized structure provides numerous benefits:</w:t>
-        </w:r>
-      </w:ins>
+      <w:r>
+        <w:rPr>
+          <w:b/>
+          <w:bCs/>
+        </w:rPr>
+        <w:t xml:space="preserve">We recommend structuring every R project as an R package</w:t>
+      </w:r>
+      <w:r>
+        <w:t xml:space="preserve">, even one that is primarily an analysis project and not intended for distribution on CRAN or Bioconductor. This standardized structure provides numerous benefits:</w:t>
+      </w:r>
     </w:p>
     <w:bookmarkStart w:id="14" w:name="why-use-r-package-structure"/>
     <w:p>
@@ -1247,7 +963,7 @@
         <w:rPr>
           <w:rStyle w:val="VerbatimChar"/>
         </w:rPr>
-        <w:t xml:space="preserve">└── .Rproj              # RStudio project file</w:t>
+        <w:t xml:space="preserve">└── myproject.Rproj     # RStudio project file</w:t>
       </w:r>
     </w:p>
     <w:bookmarkEnd w:id="15"/>
@@ -1890,21 +1606,6 @@
         <w:t xml:space="preserve"> </w:t>
       </w:r>
       <w:r>
-        <w:t xml:space="preserve">or</w:t>
-      </w:r>
-      <w:r>
-        <w:t xml:space="preserve"> </w:t>
-      </w:r>
-      <w:r>
-        <w:rPr>
-          <w:rStyle w:val="VerbatimChar"/>
-        </w:rPr>
-        <w:t xml:space="preserve">.qmd</w:t>
-      </w:r>
-      <w:r>
-        <w:t xml:space="preserve"> </w:t>
-      </w:r>
-      <w:r>
         <w:t xml:space="preserve">files in</w:t>
       </w:r>
       <w:r>
@@ -3118,7 +2819,40 @@
         <w:pStyle w:val="FirstParagraph"/>
       </w:pPr>
       <w:r>
-        <w:t xml:space="preserve">This is especially useful when data upstream changes — you can simply run the shell script to reproduce everything. After running shell scripts,</w:t>
+        <w:t xml:space="preserve">This is especially useful when data upstream changes — you can simply run the shell script to reproduce everything.</w:t>
+      </w:r>
+      <w:r>
+        <w:t xml:space="preserve"> </w:t>
+      </w:r>
+      <w:r>
+        <w:rPr>
+          <w:rStyle w:val="VerbatimChar"/>
+        </w:rPr>
+        <w:t xml:space="preserve">Rscript</w:t>
+      </w:r>
+      <w:r>
+        <w:t xml:space="preserve"> </w:t>
+      </w:r>
+      <w:r>
+        <w:t xml:space="preserve">prints output and errors to the terminal and writes no log file, so check that output.</w:t>
+      </w:r>
+      <w:r>
+        <w:t xml:space="preserve"> </w:t>
+      </w:r>
+      <w:r>
+        <w:t xml:space="preserve">Alternatively, run each script with</w:t>
+      </w:r>
+      <w:r>
+        <w:t xml:space="preserve"> </w:t>
+      </w:r>
+      <w:r>
+        <w:rPr>
+          <w:rStyle w:val="VerbatimChar"/>
+        </w:rPr>
+        <w:t xml:space="preserve">R CMD BATCH</w:t>
+      </w:r>
+      <w:r>
+        <w:t xml:space="preserve">, which writes a</w:t>
       </w:r>
       <w:r>
         <w:t xml:space="preserve"> </w:t>
@@ -3133,7 +2867,7 @@
         <w:t xml:space="preserve"> </w:t>
       </w:r>
       <w:r>
-        <w:t xml:space="preserve">log files will be generated for each script. It is important to check these files to ensure everything has run correctly.</w:t>
+        <w:t xml:space="preserve">log file for each script, and check those files to ensure everything has run correctly.</w:t>
       </w:r>
     </w:p>
     <w:bookmarkEnd w:id="21"/>
@@ -4318,7 +4052,13 @@
         <w:pStyle w:val="FirstParagraph"/>
       </w:pPr>
       <w:r>
-        <w:t xml:space="preserve">This is the single most important file for your project. It will be responsible for a variety of common tasks, declare global variables, load functions, declare paths, and more.</w:t>
+        <w:t xml:space="preserve">This is the single most important file for your project.</w:t>
+      </w:r>
+      <w:r>
+        <w:t xml:space="preserve"> </w:t>
+      </w:r>
+      <w:r>
+        <w:t xml:space="preserve">It will be responsible for a variety of common tasks, declare global variables, load functions, declare paths, and more.</w:t>
       </w:r>
       <w:r>
         <w:t xml:space="preserve"> </w:t>
@@ -4343,7 +4083,7 @@
         <w:rPr>
           <w:rStyle w:val="VerbatimChar"/>
         </w:rPr>
-        <w:t xml:space="preserve">source("0-config")</w:t>
+        <w:t xml:space="preserve">source("0-config.R")</w:t>
       </w:r>
       <w:r>
         <w:t xml:space="preserve">, and its role is to reduce redundancy and create an abstraction layer that allows you to make changes in one place (</w:t>
@@ -4355,7 +4095,13 @@
         <w:t xml:space="preserve">0-config.R</w:t>
       </w:r>
       <w:r>
-        <w:t xml:space="preserve">) rather than 5 different files. To this end, paths which will be reference in multiple scripts (i.e. a</w:t>
+        <w:t xml:space="preserve">) rather than 5 different files.</w:t>
+      </w:r>
+      <w:r>
+        <w:t xml:space="preserve"> </w:t>
+      </w:r>
+      <w:r>
+        <w:t xml:space="preserve">To this end, paths which will be referenced in multiple scripts (e.g. a</w:t>
       </w:r>
       <w:r>
         <w:t xml:space="preserve"> </w:t>
@@ -4382,7 +4128,25 @@
         <w:t xml:space="preserve"> </w:t>
       </w:r>
       <w:r>
-        <w:t xml:space="preserve">and simply referred to by its variable name in scripts. If you ever want to change things, rename them, or even switch from a downsample to the full data, all you would then to need to do is modify the path in one place and the change will automatically update throughout your project. See the example config file for more details. The paths defined in the</w:t>
+        <w:t xml:space="preserve">and simply referred to by their variable names in scripts.</w:t>
+      </w:r>
+      <w:r>
+        <w:t xml:space="preserve"> </w:t>
+      </w:r>
+      <w:r>
+        <w:t xml:space="preserve">If you ever want to change things, rename them, or even switch from a downsample to the full data, all you would then need to do is modify the path in one place and the change will automatically update throughout your project.</w:t>
+      </w:r>
+      <w:r>
+        <w:t xml:space="preserve"> </w:t>
+      </w:r>
+      <w:r>
+        <w:t xml:space="preserve">See the example config file for more details.</w:t>
+      </w:r>
+      <w:r>
+        <w:t xml:space="preserve"> </w:t>
+      </w:r>
+      <w:r>
+        <w:t xml:space="preserve">The paths defined in the</w:t>
       </w:r>
       <w:r>
         <w:t xml:space="preserve"> </w:t>

--- a/pr-preview/pr-28/chapters/code-repositories-tracked-changes.docx
+++ b/pr-preview/pr-28/chapters/code-repositories-tracked-changes.docx
@@ -16,7 +16,7 @@
       </w:pPr>
       <w:del w:id="1" w:author="PR Preview" w:date="2026-01-01T00:00:00Z">
         <w:r>
-          <w:delText xml:space="preserve">Last modified: 2026-10-14 03:38:56 (PDT)</w:delText>
+          <w:delText xml:space="preserve">Last modified: 2026-10-14 04:06:05 (PDT)</w:delText>
         </w:r>
       </w:del>
     </w:p>
@@ -26,7 +26,7 @@
       </w:pPr>
       <w:ins w:id="2" w:author="PR Preview" w:date="2026-01-01T00:00:00Z">
         <w:r>
-          <w:t xml:space="preserve">Last modified: 2026-10-14 04:01:08 (PDT)</w:t>
+          <w:t xml:space="preserve">Last modified: 2026-10-14 04:10:23 (PDT)</w:t>
         </w:r>
       </w:ins>
     </w:p>
@@ -1601,6 +1601,21 @@
           <w:rStyle w:val="VerbatimChar"/>
         </w:rPr>
         <w:t xml:space="preserve">.qmd</w:t>
+      </w:r>
+      <w:r>
+        <w:t xml:space="preserve"> </w:t>
+      </w:r>
+      <w:r>
+        <w:t xml:space="preserve">or</w:t>
+      </w:r>
+      <w:r>
+        <w:t xml:space="preserve"> </w:t>
+      </w:r>
+      <w:r>
+        <w:rPr>
+          <w:rStyle w:val="VerbatimChar"/>
+        </w:rPr>
+        <w:t xml:space="preserve">.Rmd</w:t>
       </w:r>
       <w:r>
         <w:t xml:space="preserve"> </w:t>
